--- a/PROJECT DATABASE 1 TOP-DOWN DATABASE-AHMADI MUSLIM.docx
+++ b/PROJECT DATABASE 1 TOP-DOWN DATABASE-AHMADI MUSLIM.docx
@@ -73,6 +73,7 @@
         <w:rPr>
           <w:rFonts w:ascii="Arial" w:hAnsi="Arial" w:cs="Arial"/>
           <w:b/>
+          <w:color w:val="FF0000"/>
           <w:sz w:val="32"/>
         </w:rPr>
       </w:pPr>
@@ -102,6 +103,25 @@
           <w:sz w:val="32"/>
         </w:rPr>
         <w:t xml:space="preserve"> 1 KARANG BARU</w:t>
+      </w:r>
+    </w:p>
+    <w:p>
+      <w:pPr>
+        <w:jc w:val="center"/>
+        <w:rPr>
+          <w:rFonts w:ascii="Arial" w:hAnsi="Arial" w:cs="Arial"/>
+          <w:b/>
+          <w:sz w:val="32"/>
+        </w:rPr>
+      </w:pPr>
+      <w:r>
+        <w:rPr>
+          <w:rFonts w:ascii="Arial" w:hAnsi="Arial" w:cs="Arial"/>
+          <w:b/>
+          <w:color w:val="FF0000"/>
+          <w:sz w:val="32"/>
+        </w:rPr>
+        <w:t>Dengan Pendekatan Top Down</w:t>
       </w:r>
     </w:p>
     <w:p>
@@ -3334,10 +3354,10 @@
             <v:path o:extrusionok="f" gradientshapeok="t" o:connecttype="rect"/>
             <o:lock v:ext="edit" aspectratio="t"/>
           </v:shapetype>
-          <v:shape id="_x0000_i1025" type="#_x0000_t75" style="width:538.65pt;height:496pt" o:ole="">
+          <v:shape id="_x0000_i1025" type="#_x0000_t75" style="width:538.6pt;height:495.7pt" o:ole="">
             <v:imagedata r:id="rId6" o:title=""/>
           </v:shape>
-          <o:OLEObject Type="Embed" ProgID="Visio.Drawing.15" ShapeID="_x0000_i1025" DrawAspect="Content" ObjectID="_1790097308" r:id="rId7"/>
+          <o:OLEObject Type="Embed" ProgID="Visio.Drawing.15" ShapeID="_x0000_i1025" DrawAspect="Content" ObjectID="_1791701487" r:id="rId7"/>
         </w:object>
       </w:r>
     </w:p>
@@ -4181,10 +4201,10 @@
       </w:r>
       <w:r>
         <w:object w:dxaOrig="11475" w:dyaOrig="12465" w14:anchorId="67CF0C0D">
-          <v:shape id="_x0000_i1026" type="#_x0000_t75" style="width:496.65pt;height:539.35pt" o:ole="">
+          <v:shape id="_x0000_i1026" type="#_x0000_t75" style="width:497.1pt;height:539.1pt" o:ole="">
             <v:imagedata r:id="rId8" o:title=""/>
           </v:shape>
-          <o:OLEObject Type="Embed" ProgID="Visio.Drawing.15" ShapeID="_x0000_i1026" DrawAspect="Content" ObjectID="_1790097309" r:id="rId9"/>
+          <o:OLEObject Type="Embed" ProgID="Visio.Drawing.15" ShapeID="_x0000_i1026" DrawAspect="Content" ObjectID="_1791701488" r:id="rId9"/>
         </w:object>
       </w:r>
     </w:p>
@@ -4372,10 +4392,10 @@
       </w:pPr>
       <w:r>
         <w:object w:dxaOrig="11311" w:dyaOrig="17880" w14:anchorId="0D0E3048">
-          <v:shape id="_x0000_i1027" type="#_x0000_t75" style="width:450.65pt;height:710.65pt" o:ole="">
+          <v:shape id="_x0000_i1027" type="#_x0000_t75" style="width:450.9pt;height:710.75pt" o:ole="">
             <v:imagedata r:id="rId10" o:title=""/>
           </v:shape>
-          <o:OLEObject Type="Embed" ProgID="Visio.Drawing.15" ShapeID="_x0000_i1027" DrawAspect="Content" ObjectID="_1790097310" r:id="rId11"/>
+          <o:OLEObject Type="Embed" ProgID="Visio.Drawing.15" ShapeID="_x0000_i1027" DrawAspect="Content" ObjectID="_1791701489" r:id="rId11"/>
         </w:object>
       </w:r>
       <w:r>
